--- a/templates/sanitized/bank-fin-contractor-completion.marked.docx
+++ b/templates/sanitized/bank-fin-contractor-completion.marked.docx
@@ -631,6 +631,7 @@
     </w:p>
     <w:tbl>
       <w:tblPr>
+        <w:bidiVisual w:val="0"/>
         <w:tblW w:w="8533" w:type="dxa"/>
         <w:jc w:val="center"/>
         <w:tblBorders>
